--- a/08-utilizador/04-guia-administracao.docx
+++ b/08-utilizador/04-guia-administracao.docx
@@ -159,7 +159,7 @@
           <w:rPr>
             <w:rStyle w:val="Hyperlink"/>
           </w:rPr>
-          <w:t xml:space="preserve">Runbook</w:t>
+          <w:t xml:space="preserve">Manual de Operação</w:t>
         </w:r>
       </w:hyperlink>
       <w:r>
